--- a/templates/04-chinh-sach-quy-trinh/quy-trinh-danh-gia-truoc-van-hanh.docx
+++ b/templates/04-chinh-sach-quy-trinh/quy-trinh-danh-gia-truoc-van-hanh.docx
@@ -281,6 +281,7 @@
           </w:tcPr>
           <w:p>
             <w:pPr>
+              <w:keepNext w:val="false"/>
               <w:spacing w:after="0" w:before="0" w:line="240" w:lineRule="auto"/>
               <w:jc w:val="center"/>
             </w:pPr>
@@ -318,6 +319,7 @@
           </w:tcPr>
           <w:p>
             <w:pPr>
+              <w:keepNext w:val="false"/>
               <w:spacing w:after="0" w:before="0" w:line="240" w:lineRule="auto"/>
               <w:jc w:val="center"/>
             </w:pPr>
@@ -355,6 +357,7 @@
           </w:tcPr>
           <w:p>
             <w:pPr>
+              <w:keepNext w:val="false"/>
               <w:spacing w:after="0" w:before="0" w:line="240" w:lineRule="auto"/>
               <w:jc w:val="center"/>
             </w:pPr>
@@ -397,6 +400,7 @@
           </w:tcPr>
           <w:p>
             <w:pPr>
+              <w:keepNext w:val="false"/>
               <w:spacing w:after="0" w:before="0" w:line="240" w:lineRule="auto"/>
               <w:jc w:val="left"/>
             </w:pPr>
@@ -433,6 +437,7 @@
           </w:tcPr>
           <w:p>
             <w:pPr>
+              <w:keepNext w:val="false"/>
               <w:spacing w:after="0" w:before="0" w:line="240" w:lineRule="auto"/>
               <w:jc w:val="left"/>
             </w:pPr>
@@ -481,6 +486,7 @@
           </w:tcPr>
           <w:p>
             <w:pPr>
+              <w:keepNext w:val="false"/>
               <w:spacing w:after="0" w:before="0" w:line="240" w:lineRule="auto"/>
               <w:jc w:val="left"/>
             </w:pPr>
@@ -523,6 +529,7 @@
           </w:tcPr>
           <w:p>
             <w:pPr>
+              <w:keepNext w:val="false"/>
               <w:spacing w:after="0" w:before="0" w:line="240" w:lineRule="auto"/>
               <w:jc w:val="left"/>
             </w:pPr>
@@ -559,6 +566,7 @@
           </w:tcPr>
           <w:p>
             <w:pPr>
+              <w:keepNext w:val="false"/>
               <w:spacing w:after="0" w:before="0" w:line="240" w:lineRule="auto"/>
               <w:jc w:val="left"/>
             </w:pPr>
@@ -595,6 +603,7 @@
           </w:tcPr>
           <w:p>
             <w:pPr>
+              <w:keepNext w:val="false"/>
               <w:spacing w:after="0" w:before="0" w:line="240" w:lineRule="auto"/>
               <w:jc w:val="left"/>
             </w:pPr>
@@ -637,6 +646,7 @@
           </w:tcPr>
           <w:p>
             <w:pPr>
+              <w:keepNext w:val="false"/>
               <w:spacing w:after="0" w:before="0" w:line="240" w:lineRule="auto"/>
               <w:jc w:val="left"/>
             </w:pPr>
@@ -673,6 +683,7 @@
           </w:tcPr>
           <w:p>
             <w:pPr>
+              <w:keepNext w:val="false"/>
               <w:spacing w:after="0" w:before="0" w:line="240" w:lineRule="auto"/>
               <w:jc w:val="left"/>
             </w:pPr>
@@ -733,6 +744,7 @@
           </w:tcPr>
           <w:p>
             <w:pPr>
+              <w:keepNext w:val="false"/>
               <w:spacing w:after="0" w:before="0" w:line="240" w:lineRule="auto"/>
               <w:jc w:val="left"/>
             </w:pPr>
@@ -775,6 +787,7 @@
           </w:tcPr>
           <w:p>
             <w:pPr>
+              <w:keepNext w:val="false"/>
               <w:spacing w:after="0" w:before="0" w:line="240" w:lineRule="auto"/>
               <w:jc w:val="left"/>
             </w:pPr>
@@ -811,6 +824,7 @@
           </w:tcPr>
           <w:p>
             <w:pPr>
+              <w:keepNext w:val="false"/>
               <w:spacing w:after="0" w:before="0" w:line="240" w:lineRule="auto"/>
               <w:jc w:val="left"/>
             </w:pPr>
@@ -871,6 +885,7 @@
           </w:tcPr>
           <w:p>
             <w:pPr>
+              <w:keepNext w:val="false"/>
               <w:spacing w:after="0" w:before="0" w:line="240" w:lineRule="auto"/>
               <w:jc w:val="left"/>
             </w:pPr>
@@ -913,6 +928,7 @@
           </w:tcPr>
           <w:p>
             <w:pPr>
+              <w:keepNext w:val="false"/>
               <w:spacing w:after="0" w:before="0" w:line="240" w:lineRule="auto"/>
               <w:jc w:val="left"/>
             </w:pPr>
@@ -949,6 +965,7 @@
           </w:tcPr>
           <w:p>
             <w:pPr>
+              <w:keepNext w:val="false"/>
               <w:spacing w:after="0" w:before="0" w:line="240" w:lineRule="auto"/>
               <w:jc w:val="left"/>
             </w:pPr>
@@ -997,6 +1014,7 @@
           </w:tcPr>
           <w:p>
             <w:pPr>
+              <w:keepNext w:val="false"/>
               <w:spacing w:after="0" w:before="0" w:line="240" w:lineRule="auto"/>
               <w:jc w:val="left"/>
             </w:pPr>
@@ -1039,6 +1057,7 @@
           </w:tcPr>
           <w:p>
             <w:pPr>
+              <w:keepNext w:val="false"/>
               <w:spacing w:after="0" w:before="0" w:line="240" w:lineRule="auto"/>
               <w:jc w:val="left"/>
             </w:pPr>
@@ -1075,6 +1094,7 @@
           </w:tcPr>
           <w:p>
             <w:pPr>
+              <w:keepNext w:val="false"/>
               <w:spacing w:after="0" w:before="0" w:line="240" w:lineRule="auto"/>
               <w:jc w:val="left"/>
             </w:pPr>
@@ -1111,6 +1131,7 @@
           </w:tcPr>
           <w:p>
             <w:pPr>
+              <w:keepNext w:val="false"/>
               <w:spacing w:after="0" w:before="0" w:line="240" w:lineRule="auto"/>
               <w:jc w:val="left"/>
             </w:pPr>
@@ -1153,6 +1174,7 @@
           </w:tcPr>
           <w:p>
             <w:pPr>
+              <w:keepNext w:val="false"/>
               <w:spacing w:after="0" w:before="0" w:line="240" w:lineRule="auto"/>
               <w:jc w:val="left"/>
             </w:pPr>
@@ -1189,6 +1211,7 @@
           </w:tcPr>
           <w:p>
             <w:pPr>
+              <w:keepNext w:val="false"/>
               <w:spacing w:after="0" w:before="0" w:line="240" w:lineRule="auto"/>
               <w:jc w:val="left"/>
             </w:pPr>
@@ -1237,6 +1260,7 @@
           </w:tcPr>
           <w:p>
             <w:pPr>
+              <w:keepNext w:val="false"/>
               <w:spacing w:after="0" w:before="0" w:line="240" w:lineRule="auto"/>
               <w:jc w:val="left"/>
             </w:pPr>
@@ -1279,6 +1303,7 @@
           </w:tcPr>
           <w:p>
             <w:pPr>
+              <w:keepNext w:val="false"/>
               <w:spacing w:after="0" w:before="0" w:line="240" w:lineRule="auto"/>
               <w:jc w:val="left"/>
             </w:pPr>
@@ -1315,6 +1340,7 @@
           </w:tcPr>
           <w:p>
             <w:pPr>
+              <w:keepNext w:val="false"/>
               <w:spacing w:after="0" w:before="0" w:line="240" w:lineRule="auto"/>
               <w:jc w:val="left"/>
             </w:pPr>
@@ -1387,6 +1413,7 @@
           </w:tcPr>
           <w:p>
             <w:pPr>
+              <w:keepNext w:val="false"/>
               <w:spacing w:after="0" w:before="0" w:line="240" w:lineRule="auto"/>
               <w:jc w:val="left"/>
             </w:pPr>
@@ -1429,6 +1456,7 @@
           </w:tcPr>
           <w:p>
             <w:pPr>
+              <w:keepNext w:val="false"/>
               <w:spacing w:after="0" w:before="0" w:line="240" w:lineRule="auto"/>
               <w:jc w:val="left"/>
             </w:pPr>
@@ -1465,6 +1493,7 @@
           </w:tcPr>
           <w:p>
             <w:pPr>
+              <w:keepNext w:val="false"/>
               <w:spacing w:after="0" w:before="0" w:line="240" w:lineRule="auto"/>
               <w:jc w:val="left"/>
             </w:pPr>
@@ -1501,6 +1530,7 @@
           </w:tcPr>
           <w:p>
             <w:pPr>
+              <w:keepNext w:val="false"/>
               <w:spacing w:after="0" w:before="0" w:line="240" w:lineRule="auto"/>
               <w:jc w:val="left"/>
             </w:pPr>
@@ -1973,6 +2003,7 @@
           </w:tcPr>
           <w:p>
             <w:pPr>
+              <w:keepNext/>
               <w:spacing w:after="0" w:before="0" w:line="240" w:lineRule="auto"/>
               <w:jc w:val="center"/>
             </w:pPr>
@@ -2010,6 +2041,7 @@
           </w:tcPr>
           <w:p>
             <w:pPr>
+              <w:keepNext/>
               <w:spacing w:after="0" w:before="0" w:line="240" w:lineRule="auto"/>
               <w:jc w:val="center"/>
             </w:pPr>
@@ -2047,6 +2079,7 @@
           </w:tcPr>
           <w:p>
             <w:pPr>
+              <w:keepNext/>
               <w:spacing w:after="0" w:before="0" w:line="240" w:lineRule="auto"/>
               <w:jc w:val="center"/>
             </w:pPr>
@@ -2084,6 +2117,7 @@
           </w:tcPr>
           <w:p>
             <w:pPr>
+              <w:keepNext/>
               <w:spacing w:after="0" w:before="0" w:line="240" w:lineRule="auto"/>
               <w:jc w:val="center"/>
             </w:pPr>
@@ -2126,6 +2160,7 @@
           </w:tcPr>
           <w:p>
             <w:pPr>
+              <w:keepNext/>
               <w:spacing w:after="0" w:before="0" w:line="240" w:lineRule="auto"/>
               <w:jc w:val="left"/>
             </w:pPr>
@@ -2162,6 +2197,7 @@
           </w:tcPr>
           <w:p>
             <w:pPr>
+              <w:keepNext/>
               <w:spacing w:after="0" w:before="0" w:line="240" w:lineRule="auto"/>
               <w:jc w:val="left"/>
             </w:pPr>
@@ -2198,6 +2234,7 @@
           </w:tcPr>
           <w:p>
             <w:pPr>
+              <w:keepNext/>
               <w:spacing w:after="0" w:before="0" w:line="240" w:lineRule="auto"/>
               <w:jc w:val="left"/>
             </w:pPr>
@@ -2234,6 +2271,7 @@
           </w:tcPr>
           <w:p>
             <w:pPr>
+              <w:keepNext/>
               <w:spacing w:after="0" w:before="0" w:line="240" w:lineRule="auto"/>
               <w:jc w:val="left"/>
             </w:pPr>
@@ -2276,6 +2314,7 @@
           </w:tcPr>
           <w:p>
             <w:pPr>
+              <w:keepNext/>
               <w:spacing w:after="0" w:before="0" w:line="240" w:lineRule="auto"/>
               <w:jc w:val="left"/>
             </w:pPr>
@@ -2312,6 +2351,7 @@
           </w:tcPr>
           <w:p>
             <w:pPr>
+              <w:keepNext/>
               <w:spacing w:after="0" w:before="0" w:line="240" w:lineRule="auto"/>
               <w:jc w:val="left"/>
             </w:pPr>
@@ -2348,6 +2388,7 @@
           </w:tcPr>
           <w:p>
             <w:pPr>
+              <w:keepNext/>
               <w:spacing w:after="0" w:before="0" w:line="240" w:lineRule="auto"/>
               <w:jc w:val="left"/>
             </w:pPr>
@@ -2384,6 +2425,7 @@
           </w:tcPr>
           <w:p>
             <w:pPr>
+              <w:keepNext/>
               <w:spacing w:after="0" w:before="0" w:line="240" w:lineRule="auto"/>
               <w:jc w:val="left"/>
             </w:pPr>
@@ -2426,6 +2468,7 @@
           </w:tcPr>
           <w:p>
             <w:pPr>
+              <w:keepNext/>
               <w:spacing w:after="0" w:before="0" w:line="240" w:lineRule="auto"/>
               <w:jc w:val="left"/>
             </w:pPr>
@@ -2462,6 +2505,7 @@
           </w:tcPr>
           <w:p>
             <w:pPr>
+              <w:keepNext/>
               <w:spacing w:after="0" w:before="0" w:line="240" w:lineRule="auto"/>
               <w:jc w:val="left"/>
             </w:pPr>
@@ -2498,6 +2542,7 @@
           </w:tcPr>
           <w:p>
             <w:pPr>
+              <w:keepNext/>
               <w:spacing w:after="0" w:before="0" w:line="240" w:lineRule="auto"/>
               <w:jc w:val="left"/>
             </w:pPr>
@@ -2534,6 +2579,7 @@
           </w:tcPr>
           <w:p>
             <w:pPr>
+              <w:keepNext/>
               <w:spacing w:after="0" w:before="0" w:line="240" w:lineRule="auto"/>
               <w:jc w:val="left"/>
             </w:pPr>
@@ -2576,6 +2622,7 @@
           </w:tcPr>
           <w:p>
             <w:pPr>
+              <w:keepNext/>
               <w:spacing w:after="0" w:before="0" w:line="240" w:lineRule="auto"/>
               <w:jc w:val="left"/>
             </w:pPr>
@@ -2612,6 +2659,7 @@
           </w:tcPr>
           <w:p>
             <w:pPr>
+              <w:keepNext/>
               <w:spacing w:after="0" w:before="0" w:line="240" w:lineRule="auto"/>
               <w:jc w:val="left"/>
             </w:pPr>
@@ -2648,6 +2696,7 @@
           </w:tcPr>
           <w:p>
             <w:pPr>
+              <w:keepNext/>
               <w:spacing w:after="0" w:before="0" w:line="240" w:lineRule="auto"/>
               <w:jc w:val="left"/>
             </w:pPr>
@@ -2684,6 +2733,7 @@
           </w:tcPr>
           <w:p>
             <w:pPr>
+              <w:keepNext/>
               <w:spacing w:after="0" w:before="0" w:line="240" w:lineRule="auto"/>
               <w:jc w:val="left"/>
             </w:pPr>
@@ -2726,6 +2776,7 @@
           </w:tcPr>
           <w:p>
             <w:pPr>
+              <w:keepNext w:val="false"/>
               <w:spacing w:after="0" w:before="0" w:line="240" w:lineRule="auto"/>
               <w:jc w:val="left"/>
             </w:pPr>
@@ -2762,6 +2813,7 @@
           </w:tcPr>
           <w:p>
             <w:pPr>
+              <w:keepNext w:val="false"/>
               <w:spacing w:after="0" w:before="0" w:line="240" w:lineRule="auto"/>
               <w:jc w:val="left"/>
             </w:pPr>
@@ -2798,6 +2850,7 @@
           </w:tcPr>
           <w:p>
             <w:pPr>
+              <w:keepNext w:val="false"/>
               <w:spacing w:after="0" w:before="0" w:line="240" w:lineRule="auto"/>
               <w:jc w:val="left"/>
             </w:pPr>
@@ -2834,6 +2887,7 @@
           </w:tcPr>
           <w:p>
             <w:pPr>
+              <w:keepNext w:val="false"/>
               <w:spacing w:after="0" w:before="0" w:line="240" w:lineRule="auto"/>
               <w:jc w:val="left"/>
             </w:pPr>
@@ -2962,6 +3016,7 @@
           </w:tcPr>
           <w:p>
             <w:pPr>
+              <w:keepNext/>
               <w:spacing w:after="0" w:before="0" w:line="240" w:lineRule="auto"/>
               <w:jc w:val="center"/>
             </w:pPr>
@@ -2999,6 +3054,7 @@
           </w:tcPr>
           <w:p>
             <w:pPr>
+              <w:keepNext/>
               <w:spacing w:after="0" w:before="0" w:line="240" w:lineRule="auto"/>
               <w:jc w:val="center"/>
             </w:pPr>
@@ -3036,6 +3092,7 @@
           </w:tcPr>
           <w:p>
             <w:pPr>
+              <w:keepNext/>
               <w:spacing w:after="0" w:before="0" w:line="240" w:lineRule="auto"/>
               <w:jc w:val="center"/>
             </w:pPr>
@@ -3073,6 +3130,7 @@
           </w:tcPr>
           <w:p>
             <w:pPr>
+              <w:keepNext/>
               <w:spacing w:after="0" w:before="0" w:line="240" w:lineRule="auto"/>
               <w:jc w:val="center"/>
             </w:pPr>
@@ -3115,6 +3173,7 @@
           </w:tcPr>
           <w:p>
             <w:pPr>
+              <w:keepNext/>
               <w:spacing w:after="0" w:before="0" w:line="240" w:lineRule="auto"/>
               <w:jc w:val="left"/>
             </w:pPr>
@@ -3151,6 +3210,7 @@
           </w:tcPr>
           <w:p>
             <w:pPr>
+              <w:keepNext/>
               <w:spacing w:after="0" w:before="0" w:line="240" w:lineRule="auto"/>
               <w:jc w:val="left"/>
             </w:pPr>
@@ -3211,6 +3271,7 @@
           </w:tcPr>
           <w:p>
             <w:pPr>
+              <w:keepNext/>
               <w:spacing w:after="0" w:before="0" w:line="240" w:lineRule="auto"/>
               <w:jc w:val="left"/>
             </w:pPr>
@@ -3247,6 +3308,7 @@
           </w:tcPr>
           <w:p>
             <w:pPr>
+              <w:keepNext/>
               <w:spacing w:after="0" w:before="0" w:line="240" w:lineRule="auto"/>
               <w:jc w:val="left"/>
             </w:pPr>
@@ -3289,6 +3351,7 @@
           </w:tcPr>
           <w:p>
             <w:pPr>
+              <w:keepNext/>
               <w:spacing w:after="0" w:before="0" w:line="240" w:lineRule="auto"/>
               <w:jc w:val="left"/>
             </w:pPr>
@@ -3325,6 +3388,7 @@
           </w:tcPr>
           <w:p>
             <w:pPr>
+              <w:keepNext/>
               <w:spacing w:after="0" w:before="0" w:line="240" w:lineRule="auto"/>
               <w:jc w:val="left"/>
             </w:pPr>
@@ -3361,6 +3425,7 @@
           </w:tcPr>
           <w:p>
             <w:pPr>
+              <w:keepNext/>
               <w:spacing w:after="0" w:before="0" w:line="240" w:lineRule="auto"/>
               <w:jc w:val="left"/>
             </w:pPr>
@@ -3397,6 +3462,7 @@
           </w:tcPr>
           <w:p>
             <w:pPr>
+              <w:keepNext/>
               <w:spacing w:after="0" w:before="0" w:line="240" w:lineRule="auto"/>
               <w:jc w:val="left"/>
             </w:pPr>
@@ -3439,6 +3505,7 @@
           </w:tcPr>
           <w:p>
             <w:pPr>
+              <w:keepNext/>
               <w:spacing w:after="0" w:before="0" w:line="240" w:lineRule="auto"/>
               <w:jc w:val="left"/>
             </w:pPr>
@@ -3475,6 +3542,7 @@
           </w:tcPr>
           <w:p>
             <w:pPr>
+              <w:keepNext/>
               <w:spacing w:after="0" w:before="0" w:line="240" w:lineRule="auto"/>
               <w:jc w:val="left"/>
             </w:pPr>
@@ -3511,6 +3579,7 @@
           </w:tcPr>
           <w:p>
             <w:pPr>
+              <w:keepNext/>
               <w:spacing w:after="0" w:before="0" w:line="240" w:lineRule="auto"/>
               <w:jc w:val="left"/>
             </w:pPr>
@@ -3547,6 +3616,7 @@
           </w:tcPr>
           <w:p>
             <w:pPr>
+              <w:keepNext/>
               <w:spacing w:after="0" w:before="0" w:line="240" w:lineRule="auto"/>
               <w:jc w:val="left"/>
             </w:pPr>
@@ -3589,6 +3659,7 @@
           </w:tcPr>
           <w:p>
             <w:pPr>
+              <w:keepNext/>
               <w:spacing w:after="0" w:before="0" w:line="240" w:lineRule="auto"/>
               <w:jc w:val="left"/>
             </w:pPr>
@@ -3625,6 +3696,7 @@
           </w:tcPr>
           <w:p>
             <w:pPr>
+              <w:keepNext/>
               <w:spacing w:after="0" w:before="0" w:line="240" w:lineRule="auto"/>
               <w:jc w:val="left"/>
             </w:pPr>
@@ -3661,6 +3733,7 @@
           </w:tcPr>
           <w:p>
             <w:pPr>
+              <w:keepNext/>
               <w:spacing w:after="0" w:before="0" w:line="240" w:lineRule="auto"/>
               <w:jc w:val="left"/>
             </w:pPr>
@@ -3697,6 +3770,7 @@
           </w:tcPr>
           <w:p>
             <w:pPr>
+              <w:keepNext/>
               <w:spacing w:after="0" w:before="0" w:line="240" w:lineRule="auto"/>
               <w:jc w:val="left"/>
             </w:pPr>
@@ -3739,6 +3813,7 @@
           </w:tcPr>
           <w:p>
             <w:pPr>
+              <w:keepNext w:val="false"/>
               <w:spacing w:after="0" w:before="0" w:line="240" w:lineRule="auto"/>
               <w:jc w:val="left"/>
             </w:pPr>
@@ -3775,6 +3850,7 @@
           </w:tcPr>
           <w:p>
             <w:pPr>
+              <w:keepNext w:val="false"/>
               <w:spacing w:after="0" w:before="0" w:line="240" w:lineRule="auto"/>
               <w:jc w:val="left"/>
             </w:pPr>
@@ -3811,6 +3887,7 @@
           </w:tcPr>
           <w:p>
             <w:pPr>
+              <w:keepNext w:val="false"/>
               <w:spacing w:after="0" w:before="0" w:line="240" w:lineRule="auto"/>
               <w:jc w:val="left"/>
             </w:pPr>
@@ -3847,6 +3924,7 @@
           </w:tcPr>
           <w:p>
             <w:pPr>
+              <w:keepNext w:val="false"/>
               <w:spacing w:after="0" w:before="0" w:line="240" w:lineRule="auto"/>
               <w:jc w:val="left"/>
             </w:pPr>
@@ -3936,6 +4014,7 @@
           </w:tcPr>
           <w:p>
             <w:pPr>
+              <w:keepNext/>
               <w:spacing w:after="0" w:before="0" w:line="240" w:lineRule="auto"/>
               <w:jc w:val="center"/>
             </w:pPr>
@@ -3973,6 +4052,7 @@
           </w:tcPr>
           <w:p>
             <w:pPr>
+              <w:keepNext/>
               <w:spacing w:after="0" w:before="0" w:line="240" w:lineRule="auto"/>
               <w:jc w:val="center"/>
             </w:pPr>
@@ -4010,6 +4090,7 @@
           </w:tcPr>
           <w:p>
             <w:pPr>
+              <w:keepNext/>
               <w:spacing w:after="0" w:before="0" w:line="240" w:lineRule="auto"/>
               <w:jc w:val="center"/>
             </w:pPr>
@@ -4047,6 +4128,7 @@
           </w:tcPr>
           <w:p>
             <w:pPr>
+              <w:keepNext/>
               <w:spacing w:after="0" w:before="0" w:line="240" w:lineRule="auto"/>
               <w:jc w:val="center"/>
             </w:pPr>
@@ -4089,6 +4171,7 @@
           </w:tcPr>
           <w:p>
             <w:pPr>
+              <w:keepNext/>
               <w:spacing w:after="0" w:before="0" w:line="240" w:lineRule="auto"/>
               <w:jc w:val="left"/>
             </w:pPr>
@@ -4125,6 +4208,7 @@
           </w:tcPr>
           <w:p>
             <w:pPr>
+              <w:keepNext/>
               <w:spacing w:after="0" w:before="0" w:line="240" w:lineRule="auto"/>
               <w:jc w:val="left"/>
             </w:pPr>
@@ -4161,6 +4245,7 @@
           </w:tcPr>
           <w:p>
             <w:pPr>
+              <w:keepNext/>
               <w:spacing w:after="0" w:before="0" w:line="240" w:lineRule="auto"/>
               <w:jc w:val="left"/>
             </w:pPr>
@@ -4197,6 +4282,7 @@
           </w:tcPr>
           <w:p>
             <w:pPr>
+              <w:keepNext/>
               <w:spacing w:after="0" w:before="0" w:line="240" w:lineRule="auto"/>
               <w:jc w:val="left"/>
             </w:pPr>
@@ -4239,6 +4325,7 @@
           </w:tcPr>
           <w:p>
             <w:pPr>
+              <w:keepNext/>
               <w:spacing w:after="0" w:before="0" w:line="240" w:lineRule="auto"/>
               <w:jc w:val="left"/>
             </w:pPr>
@@ -4275,6 +4362,7 @@
           </w:tcPr>
           <w:p>
             <w:pPr>
+              <w:keepNext/>
               <w:spacing w:after="0" w:before="0" w:line="240" w:lineRule="auto"/>
               <w:jc w:val="left"/>
             </w:pPr>
@@ -4311,6 +4399,7 @@
           </w:tcPr>
           <w:p>
             <w:pPr>
+              <w:keepNext/>
               <w:spacing w:after="0" w:before="0" w:line="240" w:lineRule="auto"/>
               <w:jc w:val="left"/>
             </w:pPr>
@@ -4347,6 +4436,7 @@
           </w:tcPr>
           <w:p>
             <w:pPr>
+              <w:keepNext/>
               <w:spacing w:after="0" w:before="0" w:line="240" w:lineRule="auto"/>
               <w:jc w:val="left"/>
             </w:pPr>
@@ -4389,6 +4479,7 @@
           </w:tcPr>
           <w:p>
             <w:pPr>
+              <w:keepNext w:val="false"/>
               <w:spacing w:after="0" w:before="0" w:line="240" w:lineRule="auto"/>
               <w:jc w:val="left"/>
             </w:pPr>
@@ -4425,6 +4516,7 @@
           </w:tcPr>
           <w:p>
             <w:pPr>
+              <w:keepNext w:val="false"/>
               <w:spacing w:after="0" w:before="0" w:line="240" w:lineRule="auto"/>
               <w:jc w:val="left"/>
             </w:pPr>
@@ -4461,6 +4553,7 @@
           </w:tcPr>
           <w:p>
             <w:pPr>
+              <w:keepNext w:val="false"/>
               <w:spacing w:after="0" w:before="0" w:line="240" w:lineRule="auto"/>
               <w:jc w:val="left"/>
             </w:pPr>
@@ -4497,6 +4590,7 @@
           </w:tcPr>
           <w:p>
             <w:pPr>
+              <w:keepNext w:val="false"/>
               <w:spacing w:after="0" w:before="0" w:line="240" w:lineRule="auto"/>
               <w:jc w:val="left"/>
             </w:pPr>
@@ -4586,6 +4680,7 @@
           </w:tcPr>
           <w:p>
             <w:pPr>
+              <w:keepNext w:val="false"/>
               <w:spacing w:after="0" w:before="0" w:line="240" w:lineRule="auto"/>
               <w:jc w:val="center"/>
             </w:pPr>
@@ -4623,6 +4718,7 @@
           </w:tcPr>
           <w:p>
             <w:pPr>
+              <w:keepNext w:val="false"/>
               <w:spacing w:after="0" w:before="0" w:line="240" w:lineRule="auto"/>
               <w:jc w:val="center"/>
             </w:pPr>
@@ -4660,6 +4756,7 @@
           </w:tcPr>
           <w:p>
             <w:pPr>
+              <w:keepNext w:val="false"/>
               <w:spacing w:after="0" w:before="0" w:line="240" w:lineRule="auto"/>
               <w:jc w:val="center"/>
             </w:pPr>
@@ -4697,6 +4794,7 @@
           </w:tcPr>
           <w:p>
             <w:pPr>
+              <w:keepNext w:val="false"/>
               <w:spacing w:after="0" w:before="0" w:line="240" w:lineRule="auto"/>
               <w:jc w:val="center"/>
             </w:pPr>
@@ -4739,6 +4837,7 @@
           </w:tcPr>
           <w:p>
             <w:pPr>
+              <w:keepNext w:val="false"/>
               <w:spacing w:after="0" w:before="0" w:line="240" w:lineRule="auto"/>
               <w:jc w:val="left"/>
             </w:pPr>
@@ -4775,6 +4874,7 @@
           </w:tcPr>
           <w:p>
             <w:pPr>
+              <w:keepNext w:val="false"/>
               <w:spacing w:after="0" w:before="0" w:line="240" w:lineRule="auto"/>
               <w:jc w:val="left"/>
             </w:pPr>
@@ -4811,6 +4911,7 @@
           </w:tcPr>
           <w:p>
             <w:pPr>
+              <w:keepNext w:val="false"/>
               <w:spacing w:after="0" w:before="0" w:line="240" w:lineRule="auto"/>
               <w:jc w:val="left"/>
             </w:pPr>
@@ -4847,6 +4948,7 @@
           </w:tcPr>
           <w:p>
             <w:pPr>
+              <w:keepNext w:val="false"/>
               <w:spacing w:after="0" w:before="0" w:line="240" w:lineRule="auto"/>
               <w:jc w:val="left"/>
             </w:pPr>
@@ -4889,6 +4991,7 @@
           </w:tcPr>
           <w:p>
             <w:pPr>
+              <w:keepNext w:val="false"/>
               <w:spacing w:after="0" w:before="0" w:line="240" w:lineRule="auto"/>
               <w:jc w:val="left"/>
             </w:pPr>
@@ -4925,6 +5028,7 @@
           </w:tcPr>
           <w:p>
             <w:pPr>
+              <w:keepNext w:val="false"/>
               <w:spacing w:after="0" w:before="0" w:line="240" w:lineRule="auto"/>
               <w:jc w:val="left"/>
             </w:pPr>
@@ -4961,6 +5065,7 @@
           </w:tcPr>
           <w:p>
             <w:pPr>
+              <w:keepNext w:val="false"/>
               <w:spacing w:after="0" w:before="0" w:line="240" w:lineRule="auto"/>
               <w:jc w:val="left"/>
             </w:pPr>
@@ -4997,6 +5102,7 @@
           </w:tcPr>
           <w:p>
             <w:pPr>
+              <w:keepNext w:val="false"/>
               <w:spacing w:after="0" w:before="0" w:line="240" w:lineRule="auto"/>
               <w:jc w:val="left"/>
             </w:pPr>
@@ -5039,6 +5145,7 @@
           </w:tcPr>
           <w:p>
             <w:pPr>
+              <w:keepNext w:val="false"/>
               <w:spacing w:after="0" w:before="0" w:line="240" w:lineRule="auto"/>
               <w:jc w:val="left"/>
             </w:pPr>
@@ -5075,6 +5182,7 @@
           </w:tcPr>
           <w:p>
             <w:pPr>
+              <w:keepNext w:val="false"/>
               <w:spacing w:after="0" w:before="0" w:line="240" w:lineRule="auto"/>
               <w:jc w:val="left"/>
             </w:pPr>
@@ -5111,6 +5219,7 @@
           </w:tcPr>
           <w:p>
             <w:pPr>
+              <w:keepNext w:val="false"/>
               <w:spacing w:after="0" w:before="0" w:line="240" w:lineRule="auto"/>
               <w:jc w:val="left"/>
             </w:pPr>
@@ -5147,6 +5256,7 @@
           </w:tcPr>
           <w:p>
             <w:pPr>
+              <w:keepNext w:val="false"/>
               <w:spacing w:after="0" w:before="0" w:line="240" w:lineRule="auto"/>
               <w:jc w:val="left"/>
             </w:pPr>
@@ -5189,6 +5299,7 @@
           </w:tcPr>
           <w:p>
             <w:pPr>
+              <w:keepNext w:val="false"/>
               <w:spacing w:after="0" w:before="0" w:line="240" w:lineRule="auto"/>
               <w:jc w:val="left"/>
             </w:pPr>
@@ -5225,6 +5336,7 @@
           </w:tcPr>
           <w:p>
             <w:pPr>
+              <w:keepNext w:val="false"/>
               <w:spacing w:after="0" w:before="0" w:line="240" w:lineRule="auto"/>
               <w:jc w:val="left"/>
             </w:pPr>
@@ -5261,6 +5373,7 @@
           </w:tcPr>
           <w:p>
             <w:pPr>
+              <w:keepNext w:val="false"/>
               <w:spacing w:after="0" w:before="0" w:line="240" w:lineRule="auto"/>
               <w:jc w:val="left"/>
             </w:pPr>
@@ -5297,6 +5410,7 @@
           </w:tcPr>
           <w:p>
             <w:pPr>
+              <w:keepNext w:val="false"/>
               <w:spacing w:after="0" w:before="0" w:line="240" w:lineRule="auto"/>
               <w:jc w:val="left"/>
             </w:pPr>
@@ -5339,6 +5453,7 @@
           </w:tcPr>
           <w:p>
             <w:pPr>
+              <w:keepNext w:val="false"/>
               <w:spacing w:after="0" w:before="0" w:line="240" w:lineRule="auto"/>
               <w:jc w:val="left"/>
             </w:pPr>
@@ -5375,6 +5490,7 @@
           </w:tcPr>
           <w:p>
             <w:pPr>
+              <w:keepNext w:val="false"/>
               <w:spacing w:after="0" w:before="0" w:line="240" w:lineRule="auto"/>
               <w:jc w:val="left"/>
             </w:pPr>
@@ -5411,6 +5527,7 @@
           </w:tcPr>
           <w:p>
             <w:pPr>
+              <w:keepNext w:val="false"/>
               <w:spacing w:after="0" w:before="0" w:line="240" w:lineRule="auto"/>
               <w:jc w:val="left"/>
             </w:pPr>
@@ -5447,6 +5564,7 @@
           </w:tcPr>
           <w:p>
             <w:pPr>
+              <w:keepNext w:val="false"/>
               <w:spacing w:after="0" w:before="0" w:line="240" w:lineRule="auto"/>
               <w:jc w:val="left"/>
             </w:pPr>
@@ -5489,6 +5607,7 @@
           </w:tcPr>
           <w:p>
             <w:pPr>
+              <w:keepNext w:val="false"/>
               <w:spacing w:after="0" w:before="0" w:line="240" w:lineRule="auto"/>
               <w:jc w:val="left"/>
             </w:pPr>
@@ -5525,6 +5644,7 @@
           </w:tcPr>
           <w:p>
             <w:pPr>
+              <w:keepNext w:val="false"/>
               <w:spacing w:after="0" w:before="0" w:line="240" w:lineRule="auto"/>
               <w:jc w:val="left"/>
             </w:pPr>
@@ -5561,6 +5681,7 @@
           </w:tcPr>
           <w:p>
             <w:pPr>
+              <w:keepNext w:val="false"/>
               <w:spacing w:after="0" w:before="0" w:line="240" w:lineRule="auto"/>
               <w:jc w:val="left"/>
             </w:pPr>
@@ -5597,6 +5718,7 @@
           </w:tcPr>
           <w:p>
             <w:pPr>
+              <w:keepNext w:val="false"/>
               <w:spacing w:after="0" w:before="0" w:line="240" w:lineRule="auto"/>
               <w:jc w:val="left"/>
             </w:pPr>
@@ -5639,6 +5761,7 @@
           </w:tcPr>
           <w:p>
             <w:pPr>
+              <w:keepNext w:val="false"/>
               <w:spacing w:after="0" w:before="0" w:line="240" w:lineRule="auto"/>
               <w:jc w:val="left"/>
             </w:pPr>
@@ -5675,6 +5798,7 @@
           </w:tcPr>
           <w:p>
             <w:pPr>
+              <w:keepNext w:val="false"/>
               <w:spacing w:after="0" w:before="0" w:line="240" w:lineRule="auto"/>
               <w:jc w:val="left"/>
             </w:pPr>
@@ -5723,6 +5847,7 @@
           </w:tcPr>
           <w:p>
             <w:pPr>
+              <w:keepNext w:val="false"/>
               <w:spacing w:after="0" w:before="0" w:line="240" w:lineRule="auto"/>
               <w:jc w:val="left"/>
             </w:pPr>
@@ -5759,6 +5884,7 @@
           </w:tcPr>
           <w:p>
             <w:pPr>
+              <w:keepNext w:val="false"/>
               <w:spacing w:after="0" w:before="0" w:line="240" w:lineRule="auto"/>
               <w:jc w:val="left"/>
             </w:pPr>
@@ -5801,6 +5927,7 @@
           </w:tcPr>
           <w:p>
             <w:pPr>
+              <w:keepNext w:val="false"/>
               <w:spacing w:after="0" w:before="0" w:line="240" w:lineRule="auto"/>
               <w:jc w:val="left"/>
             </w:pPr>
@@ -5837,6 +5964,7 @@
           </w:tcPr>
           <w:p>
             <w:pPr>
+              <w:keepNext w:val="false"/>
               <w:spacing w:after="0" w:before="0" w:line="240" w:lineRule="auto"/>
               <w:jc w:val="left"/>
             </w:pPr>
@@ -5873,6 +6001,7 @@
           </w:tcPr>
           <w:p>
             <w:pPr>
+              <w:keepNext w:val="false"/>
               <w:spacing w:after="0" w:before="0" w:line="240" w:lineRule="auto"/>
               <w:jc w:val="left"/>
             </w:pPr>
@@ -5909,6 +6038,7 @@
           </w:tcPr>
           <w:p>
             <w:pPr>
+              <w:keepNext w:val="false"/>
               <w:spacing w:after="0" w:before="0" w:line="240" w:lineRule="auto"/>
               <w:jc w:val="left"/>
             </w:pPr>
@@ -5951,6 +6081,7 @@
           </w:tcPr>
           <w:p>
             <w:pPr>
+              <w:keepNext w:val="false"/>
               <w:spacing w:after="0" w:before="0" w:line="240" w:lineRule="auto"/>
               <w:jc w:val="left"/>
             </w:pPr>
@@ -5987,6 +6118,7 @@
           </w:tcPr>
           <w:p>
             <w:pPr>
+              <w:keepNext w:val="false"/>
               <w:spacing w:after="0" w:before="0" w:line="240" w:lineRule="auto"/>
               <w:jc w:val="left"/>
             </w:pPr>
@@ -6023,6 +6155,7 @@
           </w:tcPr>
           <w:p>
             <w:pPr>
+              <w:keepNext w:val="false"/>
               <w:spacing w:after="0" w:before="0" w:line="240" w:lineRule="auto"/>
               <w:jc w:val="left"/>
             </w:pPr>
@@ -6059,6 +6192,7 @@
           </w:tcPr>
           <w:p>
             <w:pPr>
+              <w:keepNext w:val="false"/>
               <w:spacing w:after="0" w:before="0" w:line="240" w:lineRule="auto"/>
               <w:jc w:val="left"/>
             </w:pPr>
@@ -6148,6 +6282,7 @@
           </w:tcPr>
           <w:p>
             <w:pPr>
+              <w:keepNext/>
               <w:spacing w:after="0" w:before="0" w:line="240" w:lineRule="auto"/>
               <w:jc w:val="center"/>
             </w:pPr>
@@ -6185,6 +6320,7 @@
           </w:tcPr>
           <w:p>
             <w:pPr>
+              <w:keepNext/>
               <w:spacing w:after="0" w:before="0" w:line="240" w:lineRule="auto"/>
               <w:jc w:val="center"/>
             </w:pPr>
@@ -6222,6 +6358,7 @@
           </w:tcPr>
           <w:p>
             <w:pPr>
+              <w:keepNext/>
               <w:spacing w:after="0" w:before="0" w:line="240" w:lineRule="auto"/>
               <w:jc w:val="center"/>
             </w:pPr>
@@ -6259,6 +6396,7 @@
           </w:tcPr>
           <w:p>
             <w:pPr>
+              <w:keepNext/>
               <w:spacing w:after="0" w:before="0" w:line="240" w:lineRule="auto"/>
               <w:jc w:val="center"/>
             </w:pPr>
@@ -6301,6 +6439,7 @@
           </w:tcPr>
           <w:p>
             <w:pPr>
+              <w:keepNext/>
               <w:spacing w:after="0" w:before="0" w:line="240" w:lineRule="auto"/>
               <w:jc w:val="left"/>
             </w:pPr>
@@ -6337,6 +6476,7 @@
           </w:tcPr>
           <w:p>
             <w:pPr>
+              <w:keepNext/>
               <w:spacing w:after="0" w:before="0" w:line="240" w:lineRule="auto"/>
               <w:jc w:val="left"/>
             </w:pPr>
@@ -6373,6 +6513,7 @@
           </w:tcPr>
           <w:p>
             <w:pPr>
+              <w:keepNext/>
               <w:spacing w:after="0" w:before="0" w:line="240" w:lineRule="auto"/>
               <w:jc w:val="left"/>
             </w:pPr>
@@ -6409,6 +6550,7 @@
           </w:tcPr>
           <w:p>
             <w:pPr>
+              <w:keepNext/>
               <w:spacing w:after="0" w:before="0" w:line="240" w:lineRule="auto"/>
               <w:jc w:val="left"/>
             </w:pPr>
@@ -6451,6 +6593,7 @@
           </w:tcPr>
           <w:p>
             <w:pPr>
+              <w:keepNext/>
               <w:spacing w:after="0" w:before="0" w:line="240" w:lineRule="auto"/>
               <w:jc w:val="left"/>
             </w:pPr>
@@ -6487,6 +6630,7 @@
           </w:tcPr>
           <w:p>
             <w:pPr>
+              <w:keepNext/>
               <w:spacing w:after="0" w:before="0" w:line="240" w:lineRule="auto"/>
               <w:jc w:val="left"/>
             </w:pPr>
@@ -6559,6 +6703,7 @@
           </w:tcPr>
           <w:p>
             <w:pPr>
+              <w:keepNext/>
               <w:spacing w:after="0" w:before="0" w:line="240" w:lineRule="auto"/>
               <w:jc w:val="left"/>
             </w:pPr>
@@ -6595,6 +6740,7 @@
           </w:tcPr>
           <w:p>
             <w:pPr>
+              <w:keepNext/>
               <w:spacing w:after="0" w:before="0" w:line="240" w:lineRule="auto"/>
               <w:jc w:val="left"/>
             </w:pPr>
@@ -6637,6 +6783,7 @@
           </w:tcPr>
           <w:p>
             <w:pPr>
+              <w:keepNext/>
               <w:spacing w:after="0" w:before="0" w:line="240" w:lineRule="auto"/>
               <w:jc w:val="left"/>
             </w:pPr>
@@ -6673,6 +6820,7 @@
           </w:tcPr>
           <w:p>
             <w:pPr>
+              <w:keepNext/>
               <w:spacing w:after="0" w:before="0" w:line="240" w:lineRule="auto"/>
               <w:jc w:val="left"/>
             </w:pPr>
@@ -6709,6 +6857,7 @@
           </w:tcPr>
           <w:p>
             <w:pPr>
+              <w:keepNext/>
               <w:spacing w:after="0" w:before="0" w:line="240" w:lineRule="auto"/>
               <w:jc w:val="left"/>
             </w:pPr>
@@ -6745,6 +6894,7 @@
           </w:tcPr>
           <w:p>
             <w:pPr>
+              <w:keepNext/>
               <w:spacing w:after="0" w:before="0" w:line="240" w:lineRule="auto"/>
               <w:jc w:val="left"/>
             </w:pPr>
@@ -6787,6 +6937,7 @@
           </w:tcPr>
           <w:p>
             <w:pPr>
+              <w:keepNext w:val="false"/>
               <w:spacing w:after="0" w:before="0" w:line="240" w:lineRule="auto"/>
               <w:jc w:val="left"/>
             </w:pPr>
@@ -6823,6 +6974,7 @@
           </w:tcPr>
           <w:p>
             <w:pPr>
+              <w:keepNext w:val="false"/>
               <w:spacing w:after="0" w:before="0" w:line="240" w:lineRule="auto"/>
               <w:jc w:val="left"/>
             </w:pPr>
@@ -6859,6 +7011,7 @@
           </w:tcPr>
           <w:p>
             <w:pPr>
+              <w:keepNext w:val="false"/>
               <w:spacing w:after="0" w:before="0" w:line="240" w:lineRule="auto"/>
               <w:jc w:val="left"/>
             </w:pPr>
@@ -6895,6 +7048,7 @@
           </w:tcPr>
           <w:p>
             <w:pPr>
+              <w:keepNext w:val="false"/>
               <w:spacing w:after="0" w:before="0" w:line="240" w:lineRule="auto"/>
               <w:jc w:val="left"/>
             </w:pPr>
@@ -6984,6 +7138,7 @@
           </w:tcPr>
           <w:p>
             <w:pPr>
+              <w:keepNext/>
               <w:spacing w:after="0" w:before="0" w:line="240" w:lineRule="auto"/>
               <w:jc w:val="center"/>
             </w:pPr>
@@ -7021,6 +7176,7 @@
           </w:tcPr>
           <w:p>
             <w:pPr>
+              <w:keepNext/>
               <w:spacing w:after="0" w:before="0" w:line="240" w:lineRule="auto"/>
               <w:jc w:val="center"/>
             </w:pPr>
@@ -7058,6 +7214,7 @@
           </w:tcPr>
           <w:p>
             <w:pPr>
+              <w:keepNext/>
               <w:spacing w:after="0" w:before="0" w:line="240" w:lineRule="auto"/>
               <w:jc w:val="center"/>
             </w:pPr>
@@ -7095,6 +7252,7 @@
           </w:tcPr>
           <w:p>
             <w:pPr>
+              <w:keepNext/>
               <w:spacing w:after="0" w:before="0" w:line="240" w:lineRule="auto"/>
               <w:jc w:val="center"/>
             </w:pPr>
@@ -7137,6 +7295,7 @@
           </w:tcPr>
           <w:p>
             <w:pPr>
+              <w:keepNext/>
               <w:spacing w:after="0" w:before="0" w:line="240" w:lineRule="auto"/>
               <w:jc w:val="left"/>
             </w:pPr>
@@ -7173,6 +7332,7 @@
           </w:tcPr>
           <w:p>
             <w:pPr>
+              <w:keepNext/>
               <w:spacing w:after="0" w:before="0" w:line="240" w:lineRule="auto"/>
               <w:jc w:val="left"/>
             </w:pPr>
@@ -7209,6 +7369,7 @@
           </w:tcPr>
           <w:p>
             <w:pPr>
+              <w:keepNext/>
               <w:spacing w:after="0" w:before="0" w:line="240" w:lineRule="auto"/>
               <w:jc w:val="left"/>
             </w:pPr>
@@ -7245,6 +7406,7 @@
           </w:tcPr>
           <w:p>
             <w:pPr>
+              <w:keepNext/>
               <w:spacing w:after="0" w:before="0" w:line="240" w:lineRule="auto"/>
               <w:jc w:val="left"/>
             </w:pPr>
@@ -7287,6 +7449,7 @@
           </w:tcPr>
           <w:p>
             <w:pPr>
+              <w:keepNext/>
               <w:spacing w:after="0" w:before="0" w:line="240" w:lineRule="auto"/>
               <w:jc w:val="left"/>
             </w:pPr>
@@ -7323,6 +7486,7 @@
           </w:tcPr>
           <w:p>
             <w:pPr>
+              <w:keepNext/>
               <w:spacing w:after="0" w:before="0" w:line="240" w:lineRule="auto"/>
               <w:jc w:val="left"/>
             </w:pPr>
@@ -7359,6 +7523,7 @@
           </w:tcPr>
           <w:p>
             <w:pPr>
+              <w:keepNext/>
               <w:spacing w:after="0" w:before="0" w:line="240" w:lineRule="auto"/>
               <w:jc w:val="left"/>
             </w:pPr>
@@ -7395,6 +7560,7 @@
           </w:tcPr>
           <w:p>
             <w:pPr>
+              <w:keepNext/>
               <w:spacing w:after="0" w:before="0" w:line="240" w:lineRule="auto"/>
               <w:jc w:val="left"/>
             </w:pPr>
@@ -7437,6 +7603,7 @@
           </w:tcPr>
           <w:p>
             <w:pPr>
+              <w:keepNext w:val="false"/>
               <w:spacing w:after="0" w:before="0" w:line="240" w:lineRule="auto"/>
               <w:jc w:val="left"/>
             </w:pPr>
@@ -7473,6 +7640,7 @@
           </w:tcPr>
           <w:p>
             <w:pPr>
+              <w:keepNext w:val="false"/>
               <w:spacing w:after="0" w:before="0" w:line="240" w:lineRule="auto"/>
               <w:jc w:val="left"/>
             </w:pPr>
@@ -7509,6 +7677,7 @@
           </w:tcPr>
           <w:p>
             <w:pPr>
+              <w:keepNext w:val="false"/>
               <w:spacing w:after="0" w:before="0" w:line="240" w:lineRule="auto"/>
               <w:jc w:val="left"/>
             </w:pPr>
@@ -7545,6 +7714,7 @@
           </w:tcPr>
           <w:p>
             <w:pPr>
+              <w:keepNext w:val="false"/>
               <w:spacing w:after="0" w:before="0" w:line="240" w:lineRule="auto"/>
               <w:jc w:val="left"/>
             </w:pPr>
@@ -7633,6 +7803,7 @@
           </w:tcPr>
           <w:p>
             <w:pPr>
+              <w:keepNext/>
               <w:spacing w:after="0" w:before="0" w:line="240" w:lineRule="auto"/>
               <w:jc w:val="center"/>
             </w:pPr>
@@ -7670,6 +7841,7 @@
           </w:tcPr>
           <w:p>
             <w:pPr>
+              <w:keepNext/>
               <w:spacing w:after="0" w:before="0" w:line="240" w:lineRule="auto"/>
               <w:jc w:val="center"/>
             </w:pPr>
@@ -7707,6 +7879,7 @@
           </w:tcPr>
           <w:p>
             <w:pPr>
+              <w:keepNext/>
               <w:spacing w:after="0" w:before="0" w:line="240" w:lineRule="auto"/>
               <w:jc w:val="center"/>
             </w:pPr>
@@ -7749,6 +7922,7 @@
           </w:tcPr>
           <w:p>
             <w:pPr>
+              <w:keepNext/>
               <w:spacing w:after="0" w:before="0" w:line="240" w:lineRule="auto"/>
               <w:jc w:val="left"/>
             </w:pPr>
@@ -7785,6 +7959,7 @@
           </w:tcPr>
           <w:p>
             <w:pPr>
+              <w:keepNext/>
               <w:spacing w:after="0" w:before="0" w:line="240" w:lineRule="auto"/>
               <w:jc w:val="left"/>
             </w:pPr>
@@ -7821,6 +7996,7 @@
           </w:tcPr>
           <w:p>
             <w:pPr>
+              <w:keepNext/>
               <w:spacing w:after="0" w:before="0" w:line="240" w:lineRule="auto"/>
               <w:jc w:val="left"/>
             </w:pPr>
@@ -7863,6 +8039,7 @@
           </w:tcPr>
           <w:p>
             <w:pPr>
+              <w:keepNext/>
               <w:spacing w:after="0" w:before="0" w:line="240" w:lineRule="auto"/>
               <w:jc w:val="left"/>
             </w:pPr>
@@ -7899,6 +8076,7 @@
           </w:tcPr>
           <w:p>
             <w:pPr>
+              <w:keepNext/>
               <w:spacing w:after="0" w:before="0" w:line="240" w:lineRule="auto"/>
               <w:jc w:val="left"/>
             </w:pPr>
@@ -7960,6 +8138,7 @@
           </w:tcPr>
           <w:p>
             <w:pPr>
+              <w:keepNext/>
               <w:spacing w:after="0" w:before="0" w:line="240" w:lineRule="auto"/>
               <w:jc w:val="left"/>
             </w:pPr>
@@ -8026,6 +8205,7 @@
           </w:tcPr>
           <w:p>
             <w:pPr>
+              <w:keepNext w:val="false"/>
               <w:spacing w:after="0" w:before="0" w:line="240" w:lineRule="auto"/>
               <w:jc w:val="left"/>
             </w:pPr>
@@ -8062,6 +8242,7 @@
           </w:tcPr>
           <w:p>
             <w:pPr>
+              <w:keepNext w:val="false"/>
               <w:spacing w:after="0" w:before="0" w:line="240" w:lineRule="auto"/>
               <w:jc w:val="left"/>
             </w:pPr>
@@ -8098,6 +8279,7 @@
           </w:tcPr>
           <w:p>
             <w:pPr>
+              <w:keepNext w:val="false"/>
               <w:spacing w:after="0" w:before="0" w:line="240" w:lineRule="auto"/>
               <w:jc w:val="left"/>
             </w:pPr>
